--- a/tools/candidates/s1-oplata-za-raboty/10-peredacha-i-zamechaniya.docx
+++ b/tools/candidates/s1-oplata-za-raboty/10-peredacha-i-zamechaniya.docx
@@ -387,7 +387,7 @@
           <w:b w:val="0"/>
           <w:i w:val="0"/>
         </w:rPr>
-        <w:t>От: {{НАИМЕНОВАНИЕ_ПОДРЯДЧИКА}}, ИНН {{ИНН_ПОДРЯДЧИКА}}, ОГРН {{ОГРН_ПОДРЯДЧИКА}}, адрес: {{АДРЕС_ПОДРЯДЧИКА}}</w:t>
+        <w:t>От: {{НАИМЕНОВАНИЕ_СУБПОДРЯДЧИКА}}, ИНН {{ИНН_СУБПОДРЯДЧИКА}}, ОГРН {{ОГРН_СУБПОДРЯДЧИКА}}, адрес: {{АДРЕС_СУБПОДРЯДЧИКА}}</w:t>
       </w:r>
     </w:p>
     <w:p>
@@ -1134,7 +1134,7 @@
           <w:b w:val="0"/>
           <w:i w:val="0"/>
         </w:rPr>
-        <w:t>От: {{НАИМЕНОВАНИЕ_ПОДРЯДЧИКА}}, ИНН {{ИНН_ПОДРЯДЧИКА}}, ОГРН {{ОГРН_ПОДРЯДЧИКА}}, адрес: {{АДРЕС_ПОДРЯДЧИКА}}</w:t>
+        <w:t>От: {{НАИМЕНОВАНИЕ_СУБПОДРЯДЧИКА}}, ИНН {{ИНН_СУБПОДРЯДЧИКА}}, ОГРН {{ОГРН_СУБПОДРЯДЧИКА}}, адрес: {{АДРЕС_СУБПОДРЯДЧИКА}}</w:t>
       </w:r>
     </w:p>
     <w:p>
@@ -1518,7 +1518,7 @@
           <w:b w:val="0"/>
           <w:i w:val="0"/>
         </w:rPr>
-        <w:t>От: {{НАИМЕНОВАНИЕ_ПОДРЯДЧИКА}}, ИНН {{ИНН_ПОДРЯДЧИКА}}, ОГРН {{ОГРН_ПОДРЯДЧИКА}}, адрес: {{АДРЕС_ПОДРЯДЧИКА}}</w:t>
+        <w:t>От: {{НАИМЕНОВАНИЕ_СУБПОДРЯДЧИКА}}, ИНН {{ИНН_СУБПОДРЯДЧИКА}}, ОГРН {{ОГРН_СУБПОДРЯДЧИКА}}, адрес: {{АДРЕС_СУБПОДРЯДЧИКА}}</w:t>
       </w:r>
     </w:p>
     <w:p>

--- a/tools/candidates/s1-oplata-za-raboty/10-peredacha-i-zamechaniya.docx
+++ b/tools/candidates/s1-oplata-za-raboty/10-peredacha-i-zamechaniya.docx
@@ -343,7 +343,7 @@
           <w:b/>
           <w:i w:val="0"/>
         </w:rPr>
-        <w:t>Правило: основной способ + дубль. Каждое отправление — строка в реестре передачи (файл 08). Без строки с доказательством передача для спора не существует.</w:t>
+        <w:t>Правило: основной способ + дубль. Каждое отправление — строка в реестре передачи (файл 08). Для подтверждения передачи сохраните реестр и доказательство направления или получения документов.</w:t>
       </w:r>
     </w:p>
     <w:p>

--- a/tools/candidates/s1-oplata-za-raboty/10-peredacha-i-zamechaniya.docx
+++ b/tools/candidates/s1-oplata-za-raboty/10-peredacha-i-zamechaniya.docx
@@ -26,7 +26,7 @@
         <w:t xml:space="preserve">Важно, прочитайте до использования. </w:t>
       </w:r>
       <w:r>
-        <w:t>Это рабочий шаблон, а не юридическая консультация и не гарантия взыскания. Система рассчитана на одну ситуацию: работы приняты, задолженность и взаиморасчёты подтверждены документами, срок оплаты истёк. Приоритет всегда у условий вашего договора. Если заказчик удерживает оплату, заявляет зачёт, неустойку, недостатки или встречное требование, оспаривает подпись или объёмы, направил мотивированный отказ, работы сданы односторонним актом или есть признаки банкротства — это границы системы: откройте файл 01 и действуйте по строке своей границы. Ставок, сроков и размеров пошлин числом в тексте нет намеренно: они меняются, а файл сам не обновляется — берите их из названного источника на дату документа.</w:t>
+        <w:t>Это рабочий шаблон, а не юридическая консультация и не гарантия взыскания. Маршрут задолженности (шаги 6–12) рассчитан на одну ситуацию: работы приняты, задолженность и взаиморасчёты подтверждены документами, срок оплаты истёк; пока это не так, система ведёт к оформлению и сдаче работ. Приоритет всегда у условий вашего договора. Если заказчик удерживает оплату, заявляет зачёт, неустойку, недостатки или встречное требование, оспаривает подпись или объёмы, направил мотивированный отказ, работы сданы односторонним актом или есть признаки банкротства — это границы системы: откройте файл 01 и действуйте по строке своей границы. Ставок, сроков и размеров пошлин числом в тексте нет намеренно: они меняются, а файл сам не обновляется — берите их из названного источника на дату документа.</w:t>
       </w:r>
     </w:p>
     <w:p>
